--- a/交互产品开发/Output/教案/21林昕+2023级+数字媒体艺术+影视班+《交互产品开发》+教案.docx
+++ b/交互产品开发/Output/教案/21林昕+2023级+数字媒体艺术+影视班+《交互产品开发》+教案.docx
@@ -4571,7 +4571,7 @@
                 <w:kern w:val="0"/>
                 <w:sz w:val="24"/>
               </w:rPr>
-              <w:t xml:space="preserve">2023级数字媒体艺术影视班：第 1 周，周三2-5节</w:t>
+              <w:t xml:space="preserve">2023级数字媒体艺术影视班：第 9 周，周四2-5节</w:t>
             </w:r>
           </w:p>
         </w:tc>
@@ -5063,7 +5063,7 @@
                 <w:kern w:val="0"/>
                 <w:sz w:val="24"/>
               </w:rPr>
-              <w:t xml:space="preserve">必读书目：</w:t>
+              <w:t xml:space="preserve">课前指定阅读教材与章节：</w:t>
             </w:r>
           </w:p>
           <w:p>
@@ -5087,7 +5087,31 @@
                 <w:kern w:val="0"/>
                 <w:sz w:val="24"/>
               </w:rPr>
-              <w:t xml:space="preserve">Yvonne Rogers, Helen Sharp, Jennifer Preece 著；刘晓晖 等译：交互设计：超越人机交互（原书第5版）[M]. 机械工业出版社, 2020.</w:t>
+              <w:t xml:space="preserve">《交互设计：超越人机交互（原书第5版）》第一章 什么是交互设计；第二章 交互设计过程</w:t>
+            </w:r>
+          </w:p>
+          <w:p>
+            <w:pPr>
+              <w:widowControl/>
+              <w:spacing w:before="40" w:after="40" w:line="400" w:lineRule="exact"/>
+              <w:ind w:leftChars="50" w:left="105" w:rightChars="50" w:right="105" w:firstLineChars="200" w:firstLine="480"/>
+              <w:rPr>
+                <w:rFonts w:ascii="FangSong" w:eastAsia="FangSong" w:hAnsi="FangSong" w:cs="FangSong_GB2312"/>
+                <w:bCs/>
+                <w:color w:val="333333"/>
+                <w:kern w:val="0"/>
+                <w:sz w:val="24"/>
+              </w:rPr>
+            </w:pPr>
+            <w:r>
+              <w:rPr>
+                <w:rFonts w:ascii="FangSong" w:eastAsia="FangSong" w:hAnsi="FangSong" w:cs="FangSong_GB2312" w:hint="eastAsia"/>
+                <w:bCs/>
+                <w:color w:val="333333"/>
+                <w:kern w:val="0"/>
+                <w:sz w:val="24"/>
+              </w:rPr>
+              <w:t xml:space="preserve">《交互设计精髓 (About Face 4)》第一章 数字产品的设计过程；第二章 理解问题：设计研究</w:t>
             </w:r>
           </w:p>
         </w:tc>
@@ -6456,7 +6480,7 @@
                 <w:kern w:val="0"/>
                 <w:sz w:val="24"/>
               </w:rPr>
-              <w:t xml:space="preserve">2023级数字媒体艺术影视班：第 2 周，周三2-5节</w:t>
+              <w:t xml:space="preserve">2023级数字媒体艺术影视班：第 10 周，周四2-5节</w:t>
             </w:r>
           </w:p>
         </w:tc>
@@ -6970,7 +6994,7 @@
                 <w:kern w:val="0"/>
                 <w:sz w:val="24"/>
               </w:rPr>
-              <w:t xml:space="preserve">必读书目：</w:t>
+              <w:t xml:space="preserve">课前指定阅读教材与章节：</w:t>
             </w:r>
           </w:p>
           <w:p>
@@ -6994,7 +7018,31 @@
                 <w:kern w:val="0"/>
                 <w:sz w:val="24"/>
               </w:rPr>
-              <w:t xml:space="preserve">Yvonne Rogers, Helen Sharp, Jennifer Preece 著；刘晓晖 等译：交互设计：超越人机交互（原书第5版）[M]. 机械工业出版社, 2020.</w:t>
+              <w:t xml:space="preserve">《交互设计：超越人机交互（原书第5版）》第四章 认知方面</w:t>
+            </w:r>
+          </w:p>
+          <w:p>
+            <w:pPr>
+              <w:widowControl/>
+              <w:spacing w:before="40" w:after="40" w:line="400" w:lineRule="exact"/>
+              <w:ind w:leftChars="50" w:left="105" w:rightChars="50" w:right="105" w:firstLineChars="200" w:firstLine="480"/>
+              <w:rPr>
+                <w:rFonts w:ascii="FangSong" w:eastAsia="FangSong" w:hAnsi="FangSong" w:cs="FangSong_GB2312"/>
+                <w:bCs/>
+                <w:color w:val="333333"/>
+                <w:kern w:val="0"/>
+                <w:sz w:val="24"/>
+              </w:rPr>
+            </w:pPr>
+            <w:r>
+              <w:rPr>
+                <w:rFonts w:ascii="FangSong" w:eastAsia="FangSong" w:hAnsi="FangSong" w:cs="FangSong_GB2312" w:hint="eastAsia"/>
+                <w:bCs/>
+                <w:color w:val="333333"/>
+                <w:kern w:val="0"/>
+                <w:sz w:val="24"/>
+              </w:rPr>
+              <w:t xml:space="preserve">《交互设计精髓 (About Face 4)》第三章 用户建模：人物角色与目标</w:t>
             </w:r>
           </w:p>
         </w:tc>
@@ -8423,7 +8471,7 @@
                 <w:kern w:val="0"/>
                 <w:sz w:val="24"/>
               </w:rPr>
-              <w:t xml:space="preserve">2023级数字媒体艺术影视班：第 3 周，周三2-5节</w:t>
+              <w:t xml:space="preserve">2023级数字媒体艺术影视班：第 11 周，周四2-5节</w:t>
             </w:r>
           </w:p>
         </w:tc>
@@ -8933,7 +8981,7 @@
                 <w:kern w:val="0"/>
                 <w:sz w:val="24"/>
               </w:rPr>
-              <w:t xml:space="preserve">必读书目：</w:t>
+              <w:t xml:space="preserve">课前指定阅读教材与章节：</w:t>
             </w:r>
           </w:p>
           <w:p>
@@ -8957,7 +9005,7 @@
                 <w:kern w:val="0"/>
                 <w:sz w:val="24"/>
               </w:rPr>
-              <w:t xml:space="preserve">Yvonne Rogers, Helen Sharp, Jennifer Preece 著；刘晓晖 等译：交互设计：超越人机交互（原书第5版）[M]. 机械工业出版社, 2020.</w:t>
+              <w:t xml:space="preserve">《精益 UX：设计伟大产品的敏捷反求方法 (Lean UX)》第一章 比以往任何时候都更重要；第二章 原则；第三章 成果；第四章 精益UX画布</w:t>
             </w:r>
           </w:p>
         </w:tc>
@@ -10386,7 +10434,7 @@
                 <w:kern w:val="0"/>
                 <w:sz w:val="24"/>
               </w:rPr>
-              <w:t xml:space="preserve">2023级数字媒体艺术影视班：第 4 周，周三2-5节</w:t>
+              <w:t xml:space="preserve">2023级数字媒体艺术影视班：第 12 周，周四2-5节</w:t>
             </w:r>
           </w:p>
         </w:tc>
@@ -10896,7 +10944,7 @@
                 <w:kern w:val="0"/>
                 <w:sz w:val="24"/>
               </w:rPr>
-              <w:t xml:space="preserve">必读书目：</w:t>
+              <w:t xml:space="preserve">课前指定阅读教材与章节：</w:t>
             </w:r>
           </w:p>
           <w:p>
@@ -10920,7 +10968,7 @@
                 <w:kern w:val="0"/>
                 <w:sz w:val="24"/>
               </w:rPr>
-              <w:t xml:space="preserve">Yvonne Rogers, Helen Sharp, Jennifer Preece 著；刘晓晖 等译：交互设计：超越人机交互（原书第5版）[M]. 机械工业出版社, 2020.</w:t>
+              <w:t xml:space="preserve">《精益 UX：设计伟大产品的敏捷反求方法 (Lean UX)》第十章 方格6：假设；第十一章 方格7：我们最需要了解什么？；第十二章 方格8：MVP与实验</w:t>
             </w:r>
           </w:p>
         </w:tc>
@@ -12349,7 +12397,7 @@
                 <w:kern w:val="0"/>
                 <w:sz w:val="24"/>
               </w:rPr>
-              <w:t xml:space="preserve">2023级数字媒体艺术影视班：第 5 周，周三2-5节</w:t>
+              <w:t xml:space="preserve">2023级数字媒体艺术影视班：第 13 周，周四2-5节</w:t>
             </w:r>
           </w:p>
         </w:tc>
@@ -12863,7 +12911,7 @@
                 <w:kern w:val="0"/>
                 <w:sz w:val="24"/>
               </w:rPr>
-              <w:t xml:space="preserve">必读书目：</w:t>
+              <w:t xml:space="preserve">课前指定阅读教材与章节：</w:t>
             </w:r>
           </w:p>
           <w:p>
@@ -12887,7 +12935,7 @@
                 <w:kern w:val="0"/>
                 <w:sz w:val="24"/>
               </w:rPr>
-              <w:t xml:space="preserve">Yvonne Rogers, Helen Sharp, Jennifer Preece 著；刘晓晖 等译：交互设计：超越人机交互（原书第5版）[M]. 机械工业出版社, 2020.</w:t>
+              <w:t xml:space="preserve">《交互设计精髓 (About Face 4)》第四章 设定愿景：场景与设计需求；第五章 设计产品：框架与精炼</w:t>
             </w:r>
           </w:p>
         </w:tc>
@@ -14316,7 +14364,7 @@
                 <w:kern w:val="0"/>
                 <w:sz w:val="24"/>
               </w:rPr>
-              <w:t xml:space="preserve">2023级数字媒体艺术影视班：第 6 周，周三2-5节</w:t>
+              <w:t xml:space="preserve">2023级数字媒体艺术影视班：第 14 周，周四2-5节</w:t>
             </w:r>
           </w:p>
         </w:tc>
@@ -14848,7 +14896,7 @@
                 <w:kern w:val="0"/>
                 <w:sz w:val="24"/>
               </w:rPr>
-              <w:t xml:space="preserve">必读书目：</w:t>
+              <w:t xml:space="preserve">课前指定阅读教材与章节：</w:t>
             </w:r>
           </w:p>
           <w:p>
@@ -14872,7 +14920,7 @@
                 <w:kern w:val="0"/>
                 <w:sz w:val="24"/>
               </w:rPr>
-              <w:t xml:space="preserve">Yvonne Rogers, Helen Sharp, Jennifer Preece 著；刘晓晖 等译：交互设计：超越人机交互（原书第5版）[M]. 机械工业出版社, 2020.</w:t>
+              <w:t xml:space="preserve">《数字媒体交互设计（慕课版）》第二章 Web端'家居'网页交互UI设计</w:t>
             </w:r>
           </w:p>
         </w:tc>
@@ -16301,7 +16349,7 @@
                 <w:kern w:val="0"/>
                 <w:sz w:val="24"/>
               </w:rPr>
-              <w:t xml:space="preserve">2023级数字媒体艺术影视班：第 7 周，周三2-5节</w:t>
+              <w:t xml:space="preserve">2023级数字媒体艺术影视班：第 15 周，周四2-5节</w:t>
             </w:r>
           </w:p>
         </w:tc>
@@ -16855,7 +16903,7 @@
                 <w:kern w:val="0"/>
                 <w:sz w:val="24"/>
               </w:rPr>
-              <w:t xml:space="preserve">必读书目：</w:t>
+              <w:t xml:space="preserve">课前指定阅读教材与章节：</w:t>
             </w:r>
           </w:p>
           <w:p>
@@ -16879,7 +16927,31 @@
                 <w:kern w:val="0"/>
                 <w:sz w:val="24"/>
               </w:rPr>
-              <w:t xml:space="preserve">Yvonne Rogers, Helen Sharp, Jennifer Preece 著；刘晓晖 等译：交互设计：超越人机交互（原书第5版）[M]. 机械工业出版社, 2020.</w:t>
+              <w:t xml:space="preserve">《Refactoring UI》层级至上</w:t>
+            </w:r>
+          </w:p>
+          <w:p>
+            <w:pPr>
+              <w:widowControl/>
+              <w:spacing w:before="40" w:after="40" w:line="400" w:lineRule="exact"/>
+              <w:ind w:leftChars="50" w:left="105" w:rightChars="50" w:right="105" w:firstLineChars="200" w:firstLine="480"/>
+              <w:rPr>
+                <w:rFonts w:ascii="FangSong" w:eastAsia="FangSong" w:hAnsi="FangSong" w:cs="FangSong_GB2312"/>
+                <w:bCs/>
+                <w:color w:val="333333"/>
+                <w:kern w:val="0"/>
+                <w:sz w:val="24"/>
+              </w:rPr>
+            </w:pPr>
+            <w:r>
+              <w:rPr>
+                <w:rFonts w:ascii="FangSong" w:eastAsia="FangSong" w:hAnsi="FangSong" w:cs="FangSong_GB2312" w:hint="eastAsia"/>
+                <w:bCs/>
+                <w:color w:val="333333"/>
+                <w:kern w:val="0"/>
+                <w:sz w:val="24"/>
+              </w:rPr>
+              <w:t xml:space="preserve">《Refactoring UI》色彩运用</w:t>
             </w:r>
           </w:p>
         </w:tc>
@@ -18308,7 +18380,7 @@
                 <w:kern w:val="0"/>
                 <w:sz w:val="24"/>
               </w:rPr>
-              <w:t xml:space="preserve">2023级数字媒体艺术影视班：第 8 周，周三2-5节</w:t>
+              <w:t xml:space="preserve">2023级数字媒体艺术影视班：第 16 周，周四2-5节</w:t>
             </w:r>
           </w:p>
         </w:tc>
@@ -18862,7 +18934,7 @@
                 <w:kern w:val="0"/>
                 <w:sz w:val="24"/>
               </w:rPr>
-              <w:t xml:space="preserve">必读书目：</w:t>
+              <w:t xml:space="preserve">课前指定阅读教材与章节：</w:t>
             </w:r>
           </w:p>
           <w:p>
@@ -18886,7 +18958,31 @@
                 <w:kern w:val="0"/>
                 <w:sz w:val="24"/>
               </w:rPr>
-              <w:t xml:space="preserve">Yvonne Rogers, Helen Sharp, Jennifer Preece 著；刘晓晖 等译：交互设计：超越人机交互（原书第5版）[M]. 机械工业出版社, 2020.</w:t>
+              <w:t xml:space="preserve">《Refactoring UI》创造深度</w:t>
+            </w:r>
+          </w:p>
+          <w:p>
+            <w:pPr>
+              <w:widowControl/>
+              <w:spacing w:before="40" w:after="40" w:line="400" w:lineRule="exact"/>
+              <w:ind w:leftChars="50" w:left="105" w:rightChars="50" w:right="105" w:firstLineChars="200" w:firstLine="480"/>
+              <w:rPr>
+                <w:rFonts w:ascii="FangSong" w:eastAsia="FangSong" w:hAnsi="FangSong" w:cs="FangSong_GB2312"/>
+                <w:bCs/>
+                <w:color w:val="333333"/>
+                <w:kern w:val="0"/>
+                <w:sz w:val="24"/>
+              </w:rPr>
+            </w:pPr>
+            <w:r>
+              <w:rPr>
+                <w:rFonts w:ascii="FangSong" w:eastAsia="FangSong" w:hAnsi="FangSong" w:cs="FangSong_GB2312" w:hint="eastAsia"/>
+                <w:bCs/>
+                <w:color w:val="333333"/>
+                <w:kern w:val="0"/>
+                <w:sz w:val="24"/>
+              </w:rPr>
+              <w:t xml:space="preserve">《Refactoring UI》收尾润色</w:t>
             </w:r>
           </w:p>
         </w:tc>
@@ -20315,7 +20411,7 @@
                 <w:kern w:val="0"/>
                 <w:sz w:val="24"/>
               </w:rPr>
-              <w:t xml:space="preserve">2023级数字媒体艺术影视班：第 9 周，周三2-5节</w:t>
+              <w:t xml:space="preserve">2023级数字媒体艺术影视班：第 17 周，周四2-5节</w:t>
             </w:r>
           </w:p>
         </w:tc>
@@ -20869,7 +20965,7 @@
                 <w:kern w:val="0"/>
                 <w:sz w:val="24"/>
               </w:rPr>
-              <w:t xml:space="preserve">必读书目：</w:t>
+              <w:t xml:space="preserve">课前指定阅读教材与章节：</w:t>
             </w:r>
           </w:p>
           <w:p>
@@ -20893,7 +20989,7 @@
                 <w:kern w:val="0"/>
                 <w:sz w:val="24"/>
               </w:rPr>
-              <w:t xml:space="preserve">Yvonne Rogers, Helen Sharp, Jennifer Preece 著；刘晓晖 等译：交互设计：超越人机交互（原书第5版）[M]. 机械工业出版社, 2020.</w:t>
+              <w:t xml:space="preserve">《数字媒体交互设计（慕课版）》第四章 Web端'电商平台'产品交互设计开发；第五章 移动端'教学助手'App产品交互设计开发</w:t>
             </w:r>
           </w:p>
         </w:tc>
@@ -22322,7 +22418,7 @@
                 <w:kern w:val="0"/>
                 <w:sz w:val="24"/>
               </w:rPr>
-              <w:t xml:space="preserve">2023级数字媒体艺术影视班：第 10 周，周三2-5节</w:t>
+              <w:t xml:space="preserve">2023级数字媒体艺术影视班：第 18 周，周四2-5节</w:t>
             </w:r>
           </w:p>
         </w:tc>
@@ -22854,7 +22950,7 @@
                 <w:kern w:val="0"/>
                 <w:sz w:val="24"/>
               </w:rPr>
-              <w:t xml:space="preserve">必读书目：</w:t>
+              <w:t xml:space="preserve">课前指定阅读教材与章节：</w:t>
             </w:r>
           </w:p>
           <w:p>
@@ -22878,7 +22974,7 @@
                 <w:kern w:val="0"/>
                 <w:sz w:val="24"/>
               </w:rPr>
-              <w:t xml:space="preserve">Yvonne Rogers, Helen Sharp, Jennifer Preece 著；刘晓晖 等译：交互设计：超越人机交互（原书第5版）[M]. 机械工业出版社, 2020.</w:t>
+              <w:t xml:space="preserve">《交互设计精髓 (About Face 4)》第十一章 编排与心流</w:t>
             </w:r>
           </w:p>
         </w:tc>
@@ -24307,7 +24403,7 @@
                 <w:kern w:val="0"/>
                 <w:sz w:val="24"/>
               </w:rPr>
-              <w:t xml:space="preserve">2023级数字媒体艺术影视班：第 11 周，周三2-5节</w:t>
+              <w:t xml:space="preserve">第 11 周</w:t>
             </w:r>
           </w:p>
         </w:tc>
@@ -24839,7 +24935,7 @@
                 <w:kern w:val="0"/>
                 <w:sz w:val="24"/>
               </w:rPr>
-              <w:t xml:space="preserve">必读书目：</w:t>
+              <w:t xml:space="preserve">课前指定阅读教材与章节：</w:t>
             </w:r>
           </w:p>
           <w:p>
@@ -24863,7 +24959,7 @@
                 <w:kern w:val="0"/>
                 <w:sz w:val="24"/>
               </w:rPr>
-              <w:t xml:space="preserve">Yvonne Rogers, Helen Sharp, Jennifer Preece 著；刘晓晖 等译：交互设计：超越人机交互（原书第5版）[M]. 机械工业出版社, 2020.</w:t>
+              <w:t xml:space="preserve">《交互设计精髓 (About Face 4)》第十五章 防止错误与辅助决策</w:t>
             </w:r>
           </w:p>
         </w:tc>
@@ -26292,7 +26388,7 @@
                 <w:kern w:val="0"/>
                 <w:sz w:val="24"/>
               </w:rPr>
-              <w:t xml:space="preserve">2023级数字媒体艺术影视班：第 12 周，周三2-5节</w:t>
+              <w:t xml:space="preserve">第 12 周</w:t>
             </w:r>
           </w:p>
         </w:tc>
@@ -26868,7 +26964,7 @@
                 <w:kern w:val="0"/>
                 <w:sz w:val="24"/>
               </w:rPr>
-              <w:t xml:space="preserve">必读书目：</w:t>
+              <w:t xml:space="preserve">课前指定阅读教材与章节：</w:t>
             </w:r>
           </w:p>
           <w:p>
@@ -26892,7 +26988,7 @@
                 <w:kern w:val="0"/>
                 <w:sz w:val="24"/>
               </w:rPr>
-              <w:t xml:space="preserve">Yvonne Rogers, Helen Sharp, Jennifer Preece 著；刘晓晖 等译：交互设计：超越人机交互（原书第5版）[M]. 机械工业出版社, 2020.</w:t>
+              <w:t xml:space="preserve">《交互设计：超越人机交互（原书第5版）》第十四章 评估导论；第十五章 评估研究：从受控到自然环境</w:t>
             </w:r>
           </w:p>
         </w:tc>
@@ -28321,7 +28417,7 @@
                 <w:kern w:val="0"/>
                 <w:sz w:val="24"/>
               </w:rPr>
-              <w:t xml:space="preserve">2023级数字媒体艺术影视班：第 13 周，周三2-5节</w:t>
+              <w:t xml:space="preserve">第 13 周</w:t>
             </w:r>
           </w:p>
         </w:tc>
@@ -28875,7 +28971,7 @@
                 <w:kern w:val="0"/>
                 <w:sz w:val="24"/>
               </w:rPr>
-              <w:t xml:space="preserve">必读书目：</w:t>
+              <w:t xml:space="preserve">课前指定阅读教材与章节：</w:t>
             </w:r>
           </w:p>
           <w:p>
@@ -28899,7 +28995,7 @@
                 <w:kern w:val="0"/>
                 <w:sz w:val="24"/>
               </w:rPr>
-              <w:t xml:space="preserve">Yvonne Rogers, Helen Sharp, Jennifer Preece 著；刘晓晖 等译：交互设计：超越人机交互（原书第5版）[M]. 机械工业出版社, 2020.</w:t>
+              <w:t xml:space="preserve">《精益 UX：设计伟大产品的敏捷反求方法 (Lean UX)》第十五章 反馈与研究</w:t>
             </w:r>
           </w:p>
         </w:tc>
@@ -30328,7 +30424,7 @@
                 <w:kern w:val="0"/>
                 <w:sz w:val="24"/>
               </w:rPr>
-              <w:t xml:space="preserve">2023级数字媒体艺术影视班：第 14 周，周三2-5节</w:t>
+              <w:t xml:space="preserve">第 14 周</w:t>
             </w:r>
           </w:p>
         </w:tc>
@@ -30882,7 +30978,7 @@
                 <w:kern w:val="0"/>
                 <w:sz w:val="24"/>
               </w:rPr>
-              <w:t xml:space="preserve">必读书目：</w:t>
+              <w:t xml:space="preserve">课前指定阅读教材与章节：</w:t>
             </w:r>
           </w:p>
           <w:p>
@@ -30906,7 +31002,7 @@
                 <w:kern w:val="0"/>
                 <w:sz w:val="24"/>
               </w:rPr>
-              <w:t xml:space="preserve">Yvonne Rogers, Helen Sharp, Jennifer Preece 著；刘晓晖 等译：交互设计：超越人机交互（原书第5版）[M]. 机械工业出版社, 2020.</w:t>
+              <w:t xml:space="preserve">《精益 UX：设计伟大产品的敏捷反求方法 (Lean UX)》第十六章 精益UX与敏捷的整合；第十七章 推动组织变革</w:t>
             </w:r>
           </w:p>
         </w:tc>
@@ -32312,7 +32408,7 @@
                 <w:kern w:val="0"/>
                 <w:sz w:val="24"/>
               </w:rPr>
-              <w:t xml:space="preserve">2023级数字媒体艺术影视班：第 15 周，周三2-5节</w:t>
+              <w:t xml:space="preserve">第 15 周</w:t>
             </w:r>
           </w:p>
         </w:tc>
@@ -32870,7 +32966,7 @@
                 <w:kern w:val="0"/>
                 <w:sz w:val="24"/>
               </w:rPr>
-              <w:t xml:space="preserve">必读书目：</w:t>
+              <w:t xml:space="preserve">课前指定阅读教材与章节：</w:t>
             </w:r>
           </w:p>
           <w:p>
@@ -32894,7 +32990,7 @@
                 <w:kern w:val="0"/>
                 <w:sz w:val="24"/>
               </w:rPr>
-              <w:t xml:space="preserve">Yvonne Rogers, Helen Sharp, Jennifer Preece 著；刘晓晖 等译：交互设计：超越人机交互（原书第5版）[M]. 机械工业出版社, 2020.</w:t>
+              <w:t xml:space="preserve">《交互设计精髓》全书综合复习</w:t>
             </w:r>
           </w:p>
         </w:tc>
